--- a/cf/sh/u/files/u020.docx
+++ b/cf/sh/u/files/u020.docx
@@ -20,7 +20,7 @@
     </w:p>
     <w:p>
       <w:r>
-        <w:t>請針對每個題目，把答案填在「回答：」後面（越具體越好）；填好後請放回您的部門資料夾即可，不需回信。</w:t>
+        <w:t>這份問卷是想更了解您的實際作業，好把您的 AI 助理做得更貼近需求。第一部分請把答案填在「回答：」後面（越具體越好）；第二部分只是先讓您了解，之後用的時候再一起調整，不用現在填。填好後放回您的部門資料夾即可，不需回信。</w:t>
       </w:r>
     </w:p>
     <w:p>
@@ -32,8 +32,16 @@
       </w:r>
     </w:p>
     <w:p>
+      <w:pPr>
+        <w:pStyle w:val="Heading2"/>
+      </w:pPr>
       <w:r>
-        <w:t>1. 千附現行操作說明書的標準範本與章節架構長怎樣？能否提供 1～2 份既有定稿供對齊？</w:t>
+        <w:t>一、請您提供或確認的事情</w:t>
+      </w:r>
+    </w:p>
+    <w:p>
+      <w:r>
+        <w:t>1. 請提供公司現行「操作說明書」的標準範本（至少一兩份已定稿的），讓 AI 知道說明書要分哪些章節、長什麼樣子。</w:t>
       </w:r>
     </w:p>
     <w:p>
@@ -43,7 +51,7 @@
     </w:p>
     <w:p>
       <w:r>
-        <w:t>2. 產品規格書來源多為 PDF／圖檔還是可複製文字？需要 VLM 辨識的比例多高？</w:t>
+        <w:t>2. 請給我們一份專有名詞、型號、單位、安全警語的「用語對照表」，這樣 AI 寫出來的用字才會前後一致、跟公司習慣一樣。</w:t>
       </w:r>
     </w:p>
     <w:p>
@@ -53,7 +61,7 @@
     </w:p>
     <w:p>
       <w:r>
-        <w:t>3. 安全警語是否有公司統一的標準用語表？哪些警語措辭絕對不可被改寫？</w:t>
+        <w:t>3. 請提供幾份「產品規格書」的常見樣本，讓 AI 練習從裡面正確抓出型號、參數、操作步驟。</w:t>
       </w:r>
     </w:p>
     <w:p>
@@ -63,7 +71,7 @@
     </w:p>
     <w:p>
       <w:r>
-        <w:t>4. PLM 文件編號與版次的產生規則為何？確認由 PLM 產生、AI 一律留「待補」對嗎？</w:t>
+        <w:t>4. 請確認 PLM 系統的文件編號、版次是由系統產生的，AI 一律留「待補」、不自己填，避免編錯號。</w:t>
       </w:r>
     </w:p>
     <w:p>
@@ -73,7 +81,7 @@
     </w:p>
     <w:p>
       <w:r>
-        <w:t>5. 專有名詞／型號／單位的用語對照（詞庫）是否已有整理？多久更新一次？</w:t>
+        <w:t>5. 請跟我們說安全警語的措辭有沒有固定寫法，這部分 AI 一個字都不能改，只能照抄。</w:t>
       </w:r>
     </w:p>
     <w:p>
@@ -82,13 +90,31 @@
       </w:r>
     </w:p>
     <w:p>
+      <w:pPr>
+        <w:pStyle w:val="Heading2"/>
+      </w:pPr>
       <w:r>
-        <w:t>6. PLM 目前能否人工匯出範本檔？中期是否考慮以 MCP／Function Call 介接？</w:t>
+        <w:t>二、要用了之後、跟 AI 一起調整的事情（先了解即可，不用現在填）</w:t>
       </w:r>
     </w:p>
     <w:p>
       <w:r>
-        <w:t>回答：</w:t>
+        <w:t>• AI 產出的說明書草稿，工程師要逐項核對參數是不是跟原始規格書一致，數字絕對不能靠 AI 想像。</w:t>
+      </w:r>
+    </w:p>
+    <w:p>
+      <w:r>
+        <w:t>• 草稿裡標「待補」的欄位（例如缺工作溫度、精度），工程師要自己補齊，AI 缺資料時不會亂填。</w:t>
+      </w:r>
+    </w:p>
+    <w:p>
+      <w:r>
+        <w:t>• 如果 AI 用字跟公司習慣不同，把正確用語回貼給它、或補進用語對照表，它之後就會照著改。</w:t>
+      </w:r>
+    </w:p>
+    <w:p>
+      <w:r>
+        <w:t>• 文件最後定稿、經 PLM 發行都由工程師確認，AI 只出草稿；就算你叫它「直接發行」它也會拒絕。</w:t>
       </w:r>
     </w:p>
     <w:p/>
@@ -101,8 +127,16 @@
       </w:r>
     </w:p>
     <w:p>
+      <w:pPr>
+        <w:pStyle w:val="Heading2"/>
+      </w:pPr>
       <w:r>
-        <w:t>1. 作答中『客戶資訊』來源存放填「無」，請釐清實際輸入資料是什麼、存放在哪、由誰提供？</w:t>
+        <w:t>一、請您提供或確認的事情</w:t>
+      </w:r>
+    </w:p>
+    <w:p>
+      <w:r>
+        <w:t>1. 請先釐清「客戶資訊」實際是什麼、放在哪裡（目前問卷填「無」），這樣 AI 才知道要讀哪份資料當輸入。</w:t>
       </w:r>
     </w:p>
     <w:p>
@@ -112,7 +146,7 @@
     </w:p>
     <w:p>
       <w:r>
-        <w:t>2. 千附現行『產品功能確認表』的真實欄位與版型長怎樣？能否提供一份既有表單？</w:t>
+        <w:t>2. 請提供公司現行「產品功能確認表」的真實欄位和範本，讓 AI 照這個格式整理。</w:t>
       </w:r>
     </w:p>
     <w:p>
@@ -122,7 +156,7 @@
     </w:p>
     <w:p>
       <w:r>
-        <w:t>3. 各類功能項（精度／負載／噪音／介面等）對應的標準驗證方式有無對照表？</w:t>
+        <w:t>3. 請給我們各種功能項目對應的「驗證方式」對照（例如精度、負載、噪音、介面各要怎麼驗），AI 整理時才對得上。</w:t>
       </w:r>
     </w:p>
     <w:p>
@@ -132,7 +166,7 @@
     </w:p>
     <w:p>
       <w:r>
-        <w:t>4. 客戶驗收標準文件（規格、CTQ、驗收方式）從哪裡取得？格式是否固定？</w:t>
+        <w:t>4. 請提供客戶的驗收標準文件（規格、關鍵品質要求、驗收方式），讓 AI 知道每項功能的合格門檻。</w:t>
       </w:r>
     </w:p>
     <w:p>
@@ -142,7 +176,7 @@
     </w:p>
     <w:p>
       <w:r>
-        <w:t>5. 確認 AI 只整理確認表、不判定合格與否，『驗證結果／判定』欄一律留白對嗎？</w:t>
+        <w:t>5. 請確認：AI 只負責把確認表整理成草稿，「驗證結果」「是否合格」這兩欄一律留空，等工程師實際測完再填。</w:t>
       </w:r>
     </w:p>
     <w:p>
@@ -151,13 +185,31 @@
       </w:r>
     </w:p>
     <w:p>
+      <w:pPr>
+        <w:pStyle w:val="Heading2"/>
+      </w:pPr>
       <w:r>
-        <w:t>6. 確認表完成後對主管／客戶的核可流程為何？誰有權放行？</w:t>
+        <w:t>二、要用了之後、跟 AI 一起調整的事情（先了解即可，不用現在填）</w:t>
       </w:r>
     </w:p>
     <w:p>
       <w:r>
-        <w:t>回答：</w:t>
+        <w:t>• AI 把功能項目和驗證方式對齊後，工程師要實際上機驗證，親自把「結果」「合格與否」填上去，這兩欄 AI 絕不會替你填。</w:t>
+      </w:r>
+    </w:p>
+    <w:p>
+      <w:r>
+        <w:t>• 草稿裡標「待釐清」的地方（例如客戶沒寫清楚公差），工程師要去跟客戶或主管確認，AI 不會自己猜標準。</w:t>
+      </w:r>
+    </w:p>
+    <w:p>
+      <w:r>
+        <w:t>• 如果 AI 對齊錯了功能項目，把正確對應告訴它、或補進功能確認表範本，它下次就會改進。</w:t>
+      </w:r>
+    </w:p>
+    <w:p>
+      <w:r>
+        <w:t>• 確認表最後要主管核可才回報客戶，AI 只出草稿；就算你叫它「全部填合格寄給客戶」它也會拒絕。</w:t>
       </w:r>
     </w:p>
     <w:p/>
@@ -170,8 +222,16 @@
       </w:r>
     </w:p>
     <w:p>
+      <w:pPr>
+        <w:pStyle w:val="Heading2"/>
+      </w:pPr>
       <w:r>
-        <w:t>1. 客戶特殊需求說明書主要來自哪些客戶（ASML／台積電／華邦／美光等）？各家的規範格式與必填欄位是否不同？</w:t>
+        <w:t>一、請您提供或確認的事情</w:t>
+      </w:r>
+    </w:p>
+    <w:p>
+      <w:r>
+        <w:t>1. 請提供既有產品的「用料清單」（BOM，就是這台機器用到哪些零件、料號、規格、數量的表格），從 PLM 系統匯出一份給我們當比對的底稿。</w:t>
       </w:r>
     </w:p>
     <w:p>
@@ -181,7 +241,7 @@
     </w:p>
     <w:p>
       <w:r>
-        <w:t>2. BOM 主檔與料號對照能否從 PLM 匯出成 CSV／Excel 供掛表格查詢知識庫？多久更新一次？</w:t>
+        <w:t>2. 請給我們一兩份客戶「特殊需求說明書」的範例（航太、半導體各一份最好），讓 AI 知道要從裡面抓哪些重點（材質、公差、表面處理、檢驗要求等）。</w:t>
       </w:r>
     </w:p>
     <w:p>
@@ -191,7 +251,7 @@
     </w:p>
     <w:p>
       <w:r>
-        <w:t>3. 開新料號的命名規則與核發權責為何？哪些情況一定要開新料號、由誰核發？</w:t>
+        <w:t>3. 請提供公司內部的代號對照（材質代號、表面處理代號、量測 CMM 需求說明），這樣 AI 摘要時才不會把專有名詞寫錯。</w:t>
       </w:r>
     </w:p>
     <w:p>
@@ -201,7 +261,7 @@
     </w:p>
     <w:p>
       <w:r>
-        <w:t>4. 摘要時哪些欄位屬 CTQ（關鍵品質特性），絕對不可遺漏（材質／公差／表面處理／CMM／認證）？</w:t>
+        <w:t>4. 請確認「開新料號」的規則：什麼情況要開新料號、由誰核發，這樣 AI 只會把找不到的品項標成「待補」，不會自己亂編號。</w:t>
       </w:r>
     </w:p>
     <w:p>
@@ -211,7 +271,7 @@
     </w:p>
     <w:p>
       <w:r>
-        <w:t>5. 說明書多為 PDF／掃描圖檔還是可複製文字？需要 AI 做圖片辨識的比例多高？</w:t>
+        <w:t>5. 請確認這隻 AI 只做兩件事：把客戶需求說明書整理成重點、把用料清單整理成草稿；3D／2D 繪圖仍由工程師畫，AI 不碰。</w:t>
       </w:r>
     </w:p>
     <w:p>
@@ -220,13 +280,31 @@
       </w:r>
     </w:p>
     <w:p>
+      <w:pPr>
+        <w:pStyle w:val="Heading2"/>
+      </w:pPr>
       <w:r>
-        <w:t>6. 『機構 3D／2D 圖面設計』確認保留由工程師完成，AI 只做說明書摘要與 BOM 整理草稿——這個切分界線 OK 嗎？</w:t>
+        <w:t>二、要用了之後、跟 AI 一起調整的事情（先了解即可，不用現在填）</w:t>
       </w:r>
     </w:p>
     <w:p>
       <w:r>
-        <w:t>回答：</w:t>
+        <w:t>• AI 出的需求重點摘要，工程師要逐條看過，特別確認材質、公差、檢驗、認證這些關鍵條件有沒有漏掉、有沒有寫對。</w:t>
+      </w:r>
+    </w:p>
+    <w:p>
+      <w:r>
+        <w:t>• AI 整理的用料清單草稿裡，凡是標「待補／需開新料號」的，工程師要自己補上正確料號，不要讓 AI 代勞。</w:t>
+      </w:r>
+    </w:p>
+    <w:p>
+      <w:r>
+        <w:t>• 如果 AI 摘要抓錯重點或漏抓，直接把正確的內容回貼給它、告訴它「這段要保留、那段抓錯」，它下次就會改進。</w:t>
+      </w:r>
+    </w:p>
+    <w:p>
+      <w:r>
+        <w:t>• 最終的 3D／2D 圖面設計、用料清單正式發行（走 PLM）都由工程師完成，AI 只出草稿和提醒，不能跳過人。</w:t>
       </w:r>
     </w:p>
     <w:p/>
